--- a/content/CP1972/CP1972-3.docx
+++ b/content/CP1972/CP1972-3.docx
@@ -244,7 +244,7 @@
                           <pic:cNvPicPr/>
                         </pic:nvPicPr>
                         <pic:blipFill>
-                          <a:blip r:link="rId16"/>
+                          <a:blip r:embed="rId16"/>
                           <a:stretch>
                             <a:fillRect/>
                           </a:stretch>
@@ -331,7 +331,7 @@
                     <pic:cNvPicPr/>
                   </pic:nvPicPr>
                   <pic:blipFill>
-                    <a:blip r:link="rId11"/>
+                    <a:blip r:embed="rId11"/>
                     <a:stretch>
                       <a:fillRect/>
                     </a:stretch>
@@ -376,7 +376,7 @@
                     <pic:cNvPicPr/>
                   </pic:nvPicPr>
                   <pic:blipFill>
-                    <a:blip r:link="rId17"/>
+                    <a:blip r:embed="rId17"/>
                     <a:stretch>
                       <a:fillRect/>
                     </a:stretch>
@@ -797,7 +797,7 @@
                           <pic:cNvPicPr/>
                         </pic:nvPicPr>
                         <pic:blipFill>
-                          <a:blip r:link="rId19"/>
+                          <a:blip r:embed="rId19"/>
                           <a:stretch>
                             <a:fillRect/>
                           </a:stretch>
@@ -884,7 +884,7 @@
                     <pic:cNvPicPr/>
                   </pic:nvPicPr>
                   <pic:blipFill>
-                    <a:blip r:link="rId11"/>
+                    <a:blip r:embed="rId11"/>
                     <a:stretch>
                       <a:fillRect/>
                     </a:stretch>
@@ -1436,7 +1436,7 @@
                           <pic:cNvPicPr/>
                         </pic:nvPicPr>
                         <pic:blipFill>
-                          <a:blip r:link="rId22"/>
+                          <a:blip r:embed="rId22"/>
                           <a:stretch>
                             <a:fillRect/>
                           </a:stretch>
@@ -1950,7 +1950,7 @@
                           <pic:cNvPicPr/>
                         </pic:nvPicPr>
                         <pic:blipFill>
-                          <a:blip r:link="rId24"/>
+                          <a:blip r:embed="rId24"/>
                           <a:stretch>
                             <a:fillRect/>
                           </a:stretch>
@@ -2406,7 +2406,7 @@
                           <pic:cNvPicPr/>
                         </pic:nvPicPr>
                         <pic:blipFill>
-                          <a:blip r:link="rId25"/>
+                          <a:blip r:embed="rId25"/>
                           <a:stretch>
                             <a:fillRect/>
                           </a:stretch>
@@ -2856,7 +2856,7 @@
                           <pic:cNvPicPr/>
                         </pic:nvPicPr>
                         <pic:blipFill>
-                          <a:blip r:link="rId26"/>
+                          <a:blip r:embed="rId26"/>
                           <a:stretch>
                             <a:fillRect/>
                           </a:stretch>
@@ -3339,7 +3339,7 @@
                           <pic:cNvPicPr/>
                         </pic:nvPicPr>
                         <pic:blipFill>
-                          <a:blip r:link="rId27"/>
+                          <a:blip r:embed="rId27"/>
                           <a:stretch>
                             <a:fillRect/>
                           </a:stretch>
@@ -3485,7 +3485,7 @@
                     <pic:cNvPicPr/>
                   </pic:nvPicPr>
                   <pic:blipFill>
-                    <a:blip r:link="rId28"/>
+                    <a:blip r:embed="rId28"/>
                     <a:stretch>
                       <a:fillRect/>
                     </a:stretch>
@@ -3880,7 +3880,7 @@
                           <pic:cNvPicPr/>
                         </pic:nvPicPr>
                         <pic:blipFill>
-                          <a:blip r:link="rId29"/>
+                          <a:blip r:embed="rId29"/>
                           <a:stretch>
                             <a:fillRect/>
                           </a:stretch>
@@ -4035,7 +4035,7 @@
                     <pic:cNvPicPr/>
                   </pic:nvPicPr>
                   <pic:blipFill>
-                    <a:blip r:link="rId30"/>
+                    <a:blip r:embed="rId30"/>
                     <a:stretch>
                       <a:fillRect/>
                     </a:stretch>
@@ -4363,7 +4363,7 @@
                           <pic:cNvPicPr/>
                         </pic:nvPicPr>
                         <pic:blipFill>
-                          <a:blip r:link="rId31"/>
+                          <a:blip r:embed="rId31"/>
                           <a:stretch>
                             <a:fillRect/>
                           </a:stretch>
@@ -4582,7 +4582,7 @@
                     <pic:cNvPicPr/>
                   </pic:nvPicPr>
                   <pic:blipFill>
-                    <a:blip r:link="rId32"/>
+                    <a:blip r:embed="rId32"/>
                     <a:stretch>
                       <a:fillRect/>
                     </a:stretch>

--- a/content/CP1972/CP1972-3.docx
+++ b/content/CP1972/CP1972-3.docx
@@ -244,7 +244,7 @@
                           <pic:cNvPicPr/>
                         </pic:nvPicPr>
                         <pic:blipFill>
-                          <a:blip r:embed="rId16"/>
+                          <a:blip r:link="rId16"/>
                           <a:stretch>
                             <a:fillRect/>
                           </a:stretch>
@@ -331,7 +331,7 @@
                     <pic:cNvPicPr/>
                   </pic:nvPicPr>
                   <pic:blipFill>
-                    <a:blip r:embed="rId11"/>
+                    <a:blip r:link="rId11"/>
                     <a:stretch>
                       <a:fillRect/>
                     </a:stretch>
@@ -376,7 +376,7 @@
                     <pic:cNvPicPr/>
                   </pic:nvPicPr>
                   <pic:blipFill>
-                    <a:blip r:embed="rId17"/>
+                    <a:blip r:link="rId17"/>
                     <a:stretch>
                       <a:fillRect/>
                     </a:stretch>
@@ -797,7 +797,7 @@
                           <pic:cNvPicPr/>
                         </pic:nvPicPr>
                         <pic:blipFill>
-                          <a:blip r:embed="rId19"/>
+                          <a:blip r:link="rId19"/>
                           <a:stretch>
                             <a:fillRect/>
                           </a:stretch>
@@ -884,7 +884,7 @@
                     <pic:cNvPicPr/>
                   </pic:nvPicPr>
                   <pic:blipFill>
-                    <a:blip r:embed="rId11"/>
+                    <a:blip r:link="rId11"/>
                     <a:stretch>
                       <a:fillRect/>
                     </a:stretch>
@@ -1436,7 +1436,7 @@
                           <pic:cNvPicPr/>
                         </pic:nvPicPr>
                         <pic:blipFill>
-                          <a:blip r:embed="rId22"/>
+                          <a:blip r:link="rId22"/>
                           <a:stretch>
                             <a:fillRect/>
                           </a:stretch>
@@ -1950,7 +1950,7 @@
                           <pic:cNvPicPr/>
                         </pic:nvPicPr>
                         <pic:blipFill>
-                          <a:blip r:embed="rId24"/>
+                          <a:blip r:link="rId24"/>
                           <a:stretch>
                             <a:fillRect/>
                           </a:stretch>
@@ -2406,7 +2406,7 @@
                           <pic:cNvPicPr/>
                         </pic:nvPicPr>
                         <pic:blipFill>
-                          <a:blip r:embed="rId25"/>
+                          <a:blip r:link="rId25"/>
                           <a:stretch>
                             <a:fillRect/>
                           </a:stretch>
@@ -2856,7 +2856,7 @@
                           <pic:cNvPicPr/>
                         </pic:nvPicPr>
                         <pic:blipFill>
-                          <a:blip r:embed="rId26"/>
+                          <a:blip r:link="rId26"/>
                           <a:stretch>
                             <a:fillRect/>
                           </a:stretch>
@@ -3339,7 +3339,7 @@
                           <pic:cNvPicPr/>
                         </pic:nvPicPr>
                         <pic:blipFill>
-                          <a:blip r:embed="rId27"/>
+                          <a:blip r:link="rId27"/>
                           <a:stretch>
                             <a:fillRect/>
                           </a:stretch>
@@ -3485,7 +3485,7 @@
                     <pic:cNvPicPr/>
                   </pic:nvPicPr>
                   <pic:blipFill>
-                    <a:blip r:embed="rId28"/>
+                    <a:blip r:link="rId28"/>
                     <a:stretch>
                       <a:fillRect/>
                     </a:stretch>
@@ -3880,7 +3880,7 @@
                           <pic:cNvPicPr/>
                         </pic:nvPicPr>
                         <pic:blipFill>
-                          <a:blip r:embed="rId29"/>
+                          <a:blip r:link="rId29"/>
                           <a:stretch>
                             <a:fillRect/>
                           </a:stretch>
@@ -4035,7 +4035,7 @@
                     <pic:cNvPicPr/>
                   </pic:nvPicPr>
                   <pic:blipFill>
-                    <a:blip r:embed="rId30"/>
+                    <a:blip r:link="rId30"/>
                     <a:stretch>
                       <a:fillRect/>
                     </a:stretch>
@@ -4363,7 +4363,7 @@
                           <pic:cNvPicPr/>
                         </pic:nvPicPr>
                         <pic:blipFill>
-                          <a:blip r:embed="rId31"/>
+                          <a:blip r:link="rId31"/>
                           <a:stretch>
                             <a:fillRect/>
                           </a:stretch>
@@ -4582,7 +4582,7 @@
                     <pic:cNvPicPr/>
                   </pic:nvPicPr>
                   <pic:blipFill>
-                    <a:blip r:embed="rId32"/>
+                    <a:blip r:link="rId32"/>
                     <a:stretch>
                       <a:fillRect/>
                     </a:stretch>
